--- a/docs/lista_louvores/Textos_Louvores/DIANTE DO TRONO DE DEUS NOS CÉUS.docx
+++ b/docs/lista_louvores/Textos_Louvores/DIANTE DO TRONO DE DEUS NOS CÉUS.docx
@@ -4,21 +4,12 @@
   <w:body>
     <w:p>
       <w:pPr>
-        <w:pStyle w:val="SemEspaamento"/>
-        <w:rPr>
-          <w:rFonts w:ascii="Times New Roman" w:hAnsi="Times New Roman" w:cs="Times New Roman"/>
-        </w:rPr>
+        <w:pStyle w:val="Ttulo1"/>
       </w:pPr>
       <w:r>
-        <w:rPr>
-          <w:rFonts w:ascii="Times New Roman" w:hAnsi="Times New Roman" w:cs="Times New Roman"/>
-        </w:rPr>
         <w:t>DIANTE DO TRONO DE DEUS NOS CÉUS</w:t>
       </w:r>
       <w:r>
-        <w:rPr>
-          <w:rFonts w:ascii="Times New Roman" w:hAnsi="Times New Roman" w:cs="Times New Roman"/>
-        </w:rPr>
         <w:t xml:space="preserve"> </w:t>
       </w:r>
     </w:p>
@@ -269,8 +260,6 @@
         <w:rPr>
           <w:rFonts w:ascii="Times New Roman" w:hAnsi="Times New Roman"/>
           <w:bCs/>
-          <w:sz w:val="26"/>
-          <w:szCs w:val="26"/>
         </w:rPr>
       </w:pPr>
       <w:r>
@@ -322,26 +311,25 @@
       <w:r>
         <w:rPr>
           <w:rFonts w:ascii="Times New Roman" w:hAnsi="Times New Roman"/>
-          <w:bCs/>
+          <w:b/>
         </w:rPr>
         <w:t>[</w:t>
       </w:r>
       <w:r>
         <w:rPr>
           <w:rFonts w:ascii="Times New Roman" w:hAnsi="Times New Roman"/>
-          <w:bCs/>
+          <w:b/>
         </w:rPr>
         <w:t>2X</w:t>
       </w:r>
       <w:r>
         <w:rPr>
           <w:rFonts w:ascii="Times New Roman" w:hAnsi="Times New Roman"/>
-          <w:bCs/>
+          <w:b/>
         </w:rPr>
         <w:t>]</w:t>
       </w:r>
     </w:p>
-    <w:p/>
     <w:sectPr>
       <w:pgSz w:w="11906" w:h="16838"/>
       <w:pgMar w:top="1417" w:right="1701" w:bottom="1417" w:left="1701" w:header="708" w:footer="708" w:gutter="0"/>
